--- a/docs/reports/shock/SHOCK_SCENARIO_QA_20260619.docx
+++ b/docs/reports/shock/SHOCK_SCENARIO_QA_20260619.docx
@@ -368,7 +368,7 @@
               <w:rPr>
                 <w:sz w:val="18"/>
               </w:rPr>
-              <w:t>관세충격·매출만(upstream)·source</w:t>
+              <w:t>관세충격·매출만(downstream)·source</w:t>
             </w:r>
           </w:p>
         </w:tc>
@@ -381,7 +381,7 @@
               <w:rPr>
                 <w:sz w:val="18"/>
               </w:rPr>
-              <w:t>upstream</w:t>
+              <w:t>downstream</w:t>
             </w:r>
           </w:p>
         </w:tc>
@@ -506,7 +506,7 @@
               <w:rPr>
                 <w:sz w:val="18"/>
               </w:rPr>
-              <w:t>거래변화·랜덤·하류·매출만(sales)·seed42</w:t>
+              <w:t>거래변화·랜덤·매출(downstream)·sales·seed42</w:t>
             </w:r>
           </w:p>
         </w:tc>
@@ -575,7 +575,7 @@
               <w:rPr>
                 <w:sz w:val="18"/>
               </w:rPr>
-              <w:t>거래변화·랜덤·하류·only_firms한정·seed42</w:t>
+              <w:t>거래변화·랜덤·매출·only_firms·seed42</w:t>
             </w:r>
           </w:p>
         </w:tc>
@@ -644,7 +644,7 @@
               <w:rPr>
                 <w:sz w:val="18"/>
               </w:rPr>
-              <w:t>거래변화·수동·하류·1쌍 g=0.5</w:t>
+              <w:t>거래변화·수동·매출·1쌍 g=0.5</w:t>
             </w:r>
           </w:p>
         </w:tc>
@@ -865,7 +865,7 @@
               <w:rPr>
                 <w:sz w:val="18"/>
               </w:rPr>
-              <w:t>매출 파급</w:t>
+              <w:t>매입 파급</w:t>
             </w:r>
           </w:p>
         </w:tc>
@@ -971,7 +971,7 @@
               <w:rPr>
                 <w:sz w:val="18"/>
               </w:rPr>
-              <w:t>매입 파급</w:t>
+              <w:t>매출 파급</w:t>
             </w:r>
           </w:p>
         </w:tc>
@@ -1221,7 +1221,7 @@
               <w:rPr>
                 <w:sz w:val="18"/>
               </w:rPr>
-              <w:t>매출 파급</w:t>
+              <w:t>매입 파급</w:t>
             </w:r>
           </w:p>
         </w:tc>
@@ -1327,7 +1327,7 @@
               <w:rPr>
                 <w:sz w:val="18"/>
               </w:rPr>
-              <w:t>매입 파급</w:t>
+              <w:t>매출 파급</w:t>
             </w:r>
           </w:p>
         </w:tc>
@@ -1586,6 +1586,112 @@
               <w:rPr>
                 <w:sz w:val="18"/>
               </w:rPr>
+              <w:t>매입 파급</w:t>
+            </w:r>
+          </w:p>
+        </w:tc>
+        <w:tc>
+          <w:tcPr>
+            <w:tcW w:type="dxa" w:w="1278"/>
+          </w:tcPr>
+          <w:p>
+            <w:r>
+              <w:rPr>
+                <w:sz w:val="18"/>
+              </w:rPr>
+              <w:t>0.6</w:t>
+            </w:r>
+          </w:p>
+        </w:tc>
+        <w:tc>
+          <w:tcPr>
+            <w:tcW w:type="dxa" w:w="1278"/>
+          </w:tcPr>
+          <w:p>
+            <w:r>
+              <w:rPr>
+                <w:sz w:val="18"/>
+              </w:rPr>
+              <w:t>321</w:t>
+            </w:r>
+          </w:p>
+        </w:tc>
+        <w:tc>
+          <w:tcPr>
+            <w:tcW w:type="dxa" w:w="1278"/>
+          </w:tcPr>
+          <w:p>
+            <w:r>
+              <w:rPr>
+                <w:sz w:val="18"/>
+              </w:rPr>
+              <w:t>747</w:t>
+            </w:r>
+          </w:p>
+        </w:tc>
+        <w:tc>
+          <w:tcPr>
+            <w:tcW w:type="dxa" w:w="1278"/>
+          </w:tcPr>
+          <w:p>
+            <w:r>
+              <w:rPr>
+                <w:sz w:val="18"/>
+              </w:rPr>
+              <w:t>✅</w:t>
+            </w:r>
+          </w:p>
+        </w:tc>
+        <w:tc>
+          <w:tcPr>
+            <w:tcW w:type="dxa" w:w="1278"/>
+          </w:tcPr>
+          <w:p>
+            <w:r>
+              <w:rPr>
+                <w:sz w:val="18"/>
+              </w:rPr>
+              <w:t>25</w:t>
+            </w:r>
+          </w:p>
+        </w:tc>
+        <w:tc>
+          <w:tcPr>
+            <w:tcW w:type="dxa" w:w="1278"/>
+          </w:tcPr>
+          <w:p>
+            <w:r>
+              <w:rPr>
+                <w:sz w:val="18"/>
+              </w:rPr>
+              <w:t>12.31</w:t>
+            </w:r>
+          </w:p>
+        </w:tc>
+      </w:tr>
+      <w:tr>
+        <w:tc>
+          <w:tcPr>
+            <w:tcW w:type="dxa" w:w="1278"/>
+          </w:tcPr>
+          <w:p>
+            <w:r>
+              <w:rPr>
+                <w:sz w:val="18"/>
+              </w:rPr>
+              <w:t>downstream</w:t>
+            </w:r>
+          </w:p>
+        </w:tc>
+        <w:tc>
+          <w:tcPr>
+            <w:tcW w:type="dxa" w:w="1278"/>
+          </w:tcPr>
+          <w:p>
+            <w:r>
+              <w:rPr>
+                <w:sz w:val="18"/>
+              </w:rPr>
               <w:t>매출 파급</w:t>
             </w:r>
           </w:p>
@@ -1651,7 +1757,7 @@
               <w:rPr>
                 <w:sz w:val="18"/>
               </w:rPr>
-              <w:t>44</w:t>
+              <w:t>45</w:t>
             </w:r>
           </w:p>
         </w:tc>
@@ -1664,113 +1770,7 @@
               <w:rPr>
                 <w:sz w:val="18"/>
               </w:rPr>
-              <w:t>17.36</w:t>
-            </w:r>
-          </w:p>
-        </w:tc>
-      </w:tr>
-      <w:tr>
-        <w:tc>
-          <w:tcPr>
-            <w:tcW w:type="dxa" w:w="1278"/>
-          </w:tcPr>
-          <w:p>
-            <w:r>
-              <w:rPr>
-                <w:sz w:val="18"/>
-              </w:rPr>
-              <w:t>downstream</w:t>
-            </w:r>
-          </w:p>
-        </w:tc>
-        <w:tc>
-          <w:tcPr>
-            <w:tcW w:type="dxa" w:w="1278"/>
-          </w:tcPr>
-          <w:p>
-            <w:r>
-              <w:rPr>
-                <w:sz w:val="18"/>
-              </w:rPr>
-              <w:t>매입 파급</w:t>
-            </w:r>
-          </w:p>
-        </w:tc>
-        <w:tc>
-          <w:tcPr>
-            <w:tcW w:type="dxa" w:w="1278"/>
-          </w:tcPr>
-          <w:p>
-            <w:r>
-              <w:rPr>
-                <w:sz w:val="18"/>
-              </w:rPr>
-              <w:t>0.6</w:t>
-            </w:r>
-          </w:p>
-        </w:tc>
-        <w:tc>
-          <w:tcPr>
-            <w:tcW w:type="dxa" w:w="1278"/>
-          </w:tcPr>
-          <w:p>
-            <w:r>
-              <w:rPr>
-                <w:sz w:val="18"/>
-              </w:rPr>
-              <w:t>321</w:t>
-            </w:r>
-          </w:p>
-        </w:tc>
-        <w:tc>
-          <w:tcPr>
-            <w:tcW w:type="dxa" w:w="1278"/>
-          </w:tcPr>
-          <w:p>
-            <w:r>
-              <w:rPr>
-                <w:sz w:val="18"/>
-              </w:rPr>
-              <w:t>747</w:t>
-            </w:r>
-          </w:p>
-        </w:tc>
-        <w:tc>
-          <w:tcPr>
-            <w:tcW w:type="dxa" w:w="1278"/>
-          </w:tcPr>
-          <w:p>
-            <w:r>
-              <w:rPr>
-                <w:sz w:val="18"/>
-              </w:rPr>
-              <w:t>✅</w:t>
-            </w:r>
-          </w:p>
-        </w:tc>
-        <w:tc>
-          <w:tcPr>
-            <w:tcW w:type="dxa" w:w="1278"/>
-          </w:tcPr>
-          <w:p>
-            <w:r>
-              <w:rPr>
-                <w:sz w:val="18"/>
-              </w:rPr>
-              <w:t>26</w:t>
-            </w:r>
-          </w:p>
-        </w:tc>
-        <w:tc>
-          <w:tcPr>
-            <w:tcW w:type="dxa" w:w="1278"/>
-          </w:tcPr>
-          <w:p>
-            <w:r>
-              <w:rPr>
-                <w:sz w:val="18"/>
-              </w:rPr>
-              <w:t>13.792</w:t>
+              <w:t>20.641</w:t>
             </w:r>
           </w:p>
         </w:tc>
@@ -1781,7 +1781,7 @@
         <w:pStyle w:val="Heading2"/>
       </w:pPr>
       <w:r>
-        <w:t>T4 — 관세충격·매출만(upstream)·source</w:t>
+        <w:t>T4 — 관세충격·매출만(downstream)·source</w:t>
       </w:r>
     </w:p>
     <w:p>
@@ -1929,7 +1929,7 @@
               <w:rPr>
                 <w:sz w:val="18"/>
               </w:rPr>
-              <w:t>upstream</w:t>
+              <w:t>downstream</w:t>
             </w:r>
           </w:p>
         </w:tc>
@@ -2007,7 +2007,7 @@
               <w:rPr>
                 <w:sz w:val="18"/>
               </w:rPr>
-              <w:t>104</w:t>
+              <w:t>103</w:t>
             </w:r>
           </w:p>
         </w:tc>
@@ -2020,7 +2020,7 @@
               <w:rPr>
                 <w:sz w:val="18"/>
               </w:rPr>
-              <w:t>32.077</w:t>
+              <w:t>43.014</w:t>
             </w:r>
           </w:p>
         </w:tc>
@@ -2192,7 +2192,7 @@
               <w:rPr>
                 <w:sz w:val="18"/>
               </w:rPr>
-              <w:t>매출 파급</w:t>
+              <w:t>매입 파급</w:t>
             </w:r>
           </w:p>
         </w:tc>
@@ -2298,7 +2298,7 @@
               <w:rPr>
                 <w:sz w:val="18"/>
               </w:rPr>
-              <w:t>매입 파급</w:t>
+              <w:t>매출 파급</w:t>
             </w:r>
           </w:p>
         </w:tc>
@@ -2396,7 +2396,7 @@
         <w:pStyle w:val="Heading2"/>
       </w:pPr>
       <w:r>
-        <w:t>X2 — 거래변화·랜덤·하류·매출만(sales)·seed42</w:t>
+        <w:t>X2 — 거래변화·랜덤·매출(downstream)·sales·seed42</w:t>
       </w:r>
     </w:p>
     <w:p>
@@ -2557,7 +2557,7 @@
               <w:rPr>
                 <w:sz w:val="18"/>
               </w:rPr>
-              <w:t>매입 파급</w:t>
+              <w:t>매출 파급</w:t>
             </w:r>
           </w:p>
         </w:tc>
@@ -2655,7 +2655,7 @@
         <w:pStyle w:val="Heading2"/>
       </w:pPr>
       <w:r>
-        <w:t>X3 — 거래변화·랜덤·하류·only_firms한정·seed42</w:t>
+        <w:t>X3 — 거래변화·랜덤·매출·only_firms·seed42</w:t>
       </w:r>
     </w:p>
     <w:p>
@@ -2816,7 +2816,7 @@
               <w:rPr>
                 <w:sz w:val="18"/>
               </w:rPr>
-              <w:t>매입 파급</w:t>
+              <w:t>매출 파급</w:t>
             </w:r>
           </w:p>
         </w:tc>
@@ -2914,7 +2914,7 @@
         <w:pStyle w:val="Heading2"/>
       </w:pPr>
       <w:r>
-        <w:t>X4 — 거래변화·수동·하류·1쌍 g=0.5</w:t>
+        <w:t>X4 — 거래변화·수동·매출·1쌍 g=0.5</w:t>
       </w:r>
     </w:p>
     <w:p>
@@ -3075,7 +3075,7 @@
               <w:rPr>
                 <w:sz w:val="18"/>
               </w:rPr>
-              <w:t>매입 파급</w:t>
+              <w:t>매출 파급</w:t>
             </w:r>
           </w:p>
         </w:tc>
@@ -3181,7 +3181,7 @@
         <w:pStyle w:val="Heading2"/>
       </w:pPr>
       <w:r>
-        <w:t>관세 충격 · 정규화=source (기본)</w:t>
+        <w:t>관세 충격 · 정규화=source</w:t>
       </w:r>
     </w:p>
     <w:p>
@@ -3229,7 +3229,7 @@
           <w:color w:val="5A6B7B"/>
           <w:sz w:val="17"/>
         </w:rPr>
-        <w:t>관세 충격 · 정규화=source (기본) — 시드 추출→양방향 전파</w:t>
+        <w:t>관세 충격 · 정규화=source — 시드 추출→양방향 전파(매입 파급/매출 파급 탭)</w:t>
       </w:r>
     </w:p>
     <w:p>
@@ -3293,7 +3293,7 @@
         <w:pStyle w:val="Heading2"/>
       </w:pPr>
       <w:r>
-        <w:t>거래 변화 · 랜덤(1차↔2차 매출/매입)</w:t>
+        <w:t>STEP6 금액 결과표</w:t>
       </w:r>
     </w:p>
     <w:p>
@@ -3312,11 +3312,67 @@
               <a:graphicData uri="http://schemas.openxmlformats.org/drawingml/2006/picture">
                 <pic:pic>
                   <pic:nvPicPr>
+                    <pic:cNvPr id="0" name="amt_grid.png"/>
+                    <pic:cNvPicPr/>
+                  </pic:nvPicPr>
+                  <pic:blipFill>
+                    <a:blip r:embed="rId11"/>
+                    <a:stretch>
+                      <a:fillRect/>
+                    </a:stretch>
+                  </pic:blipFill>
+                  <pic:spPr>
+                    <a:xfrm>
+                      <a:off x="0" y="0"/>
+                      <a:ext cx="5760720" cy="4800600"/>
+                    </a:xfrm>
+                    <a:prstGeom prst="rect"/>
+                  </pic:spPr>
+                </pic:pic>
+              </a:graphicData>
+            </a:graphic>
+          </wp:inline>
+        </w:drawing>
+      </w:r>
+    </w:p>
+    <w:p>
+      <w:r>
+        <w:rPr>
+          <w:color w:val="5A6B7B"/>
+          <w:sz w:val="17"/>
+        </w:rPr>
+        <w:t>STEP6 금액 결과표 — 매출액/매입액(원) 기준·변화·변화율 + 기업규모/유형(문서 STEP6)</w:t>
+      </w:r>
+    </w:p>
+    <w:p>
+      <w:pPr>
+        <w:pStyle w:val="Heading2"/>
+      </w:pPr>
+      <w:r>
+        <w:t>거래 변화 · 랜덤(1차↔2차 매출/매입)</w:t>
+      </w:r>
+    </w:p>
+    <w:p>
+      <w:pPr>
+        <w:jc w:val="center"/>
+      </w:pPr>
+      <w:r>
+        <w:drawing>
+          <wp:inline xmlns:a="http://schemas.openxmlformats.org/drawingml/2006/main" xmlns:pic="http://schemas.openxmlformats.org/drawingml/2006/picture">
+            <wp:extent cx="5760720" cy="4800600"/>
+            <wp:docPr id="4" name="Picture 4"/>
+            <wp:cNvGraphicFramePr>
+              <a:graphicFrameLocks noChangeAspect="1"/>
+            </wp:cNvGraphicFramePr>
+            <a:graphic>
+              <a:graphicData uri="http://schemas.openxmlformats.org/drawingml/2006/picture">
+                <pic:pic>
+                  <pic:nvPicPr>
                     <pic:cNvPr id="0" name="qa_x1_board.png"/>
                     <pic:cNvPicPr/>
                   </pic:nvPicPr>
                   <pic:blipFill>
-                    <a:blip r:embed="rId11"/>
+                    <a:blip r:embed="rId12"/>
                     <a:stretch>
                       <a:fillRect/>
                     </a:stretch>
@@ -3360,7 +3416,7 @@
         <w:drawing>
           <wp:inline xmlns:a="http://schemas.openxmlformats.org/drawingml/2006/main" xmlns:pic="http://schemas.openxmlformats.org/drawingml/2006/picture">
             <wp:extent cx="5760720" cy="4800600"/>
-            <wp:docPr id="4" name="Picture 4"/>
+            <wp:docPr id="5" name="Picture 5"/>
             <wp:cNvGraphicFramePr>
               <a:graphicFrameLocks noChangeAspect="1"/>
             </wp:cNvGraphicFramePr>
@@ -3372,7 +3428,7 @@
                     <pic:cNvPicPr/>
                   </pic:nvPicPr>
                   <pic:blipFill>
-                    <a:blip r:embed="rId12"/>
+                    <a:blip r:embed="rId13"/>
                     <a:stretch>
                       <a:fillRect/>
                     </a:stretch>
@@ -3421,7 +3477,7 @@
         <w:pStyle w:val="ListBullet"/>
       </w:pPr>
       <w:r>
-        <w:t>정규화 옵션: source 는 항상 수렴(Σ_out≤1). counterparty 는 수렴 보장 약화 경고를 표면화하나 본 데이터에선 수렴(iter≈95). 결과값이 source 와 달라 옵션이 실제로 반영됨(T1 upstream Σ=32.08 vs T2 Σ=49.22).</w:t>
+        <w:t>방향↔라벨(문서 기준 확정): 매출 파급=매출처(고객)/하류/downstream/A, 매입 파급=매입처(공급사)/상류/upstream/B. 엔진 무변경, 라벨·가중치 바인딩만 문서에 맞춤.</w:t>
       </w:r>
     </w:p>
     <w:p>
@@ -3429,7 +3485,7 @@
         <w:pStyle w:val="ListBullet"/>
       </w:pPr>
       <w:r>
-        <w:t>가중치 A/B: weight 하향 시 전파 감쇠가 커져 Σ·iter 감소(T3 A0.8/B0.6 → Σ 17.36/13.79).</w:t>
+        <w:t>정규화 옵션: source 는 항상 수렴(Σ_out≤1). counterparty 는 수렴 보장 약화 경고를 표면화하나 본 데이터에선 수렴. 결과값이 source 와 달라 옵션이 실제 반영됨(T1 매입(upstream) Σ=32.08 vs T2 Σ=49.22).</w:t>
       </w:r>
     </w:p>
     <w:p>
@@ -3437,7 +3493,15 @@
         <w:pStyle w:val="ListBullet"/>
       </w:pPr>
       <w:r>
-        <w:t>거래 변화 Δ: g&lt;1 거래축소 → 변화분 Δ 음수(파급 감소). 부호·방향이 경제 직관과 일치(X1 Σ=−15.9/−19.1).</w:t>
+        <w:t>가중치 A/B: weight 하향 시 전파 감쇠 커져 Σ 감소(T3 A0.8/B0.6 → 매출(하류)Σ20.64 / 매입(상류)Σ12.31).</w:t>
+      </w:r>
+    </w:p>
+    <w:p>
+      <w:pPr>
+        <w:pStyle w:val="ListBullet"/>
+      </w:pPr>
+      <w:r>
+        <w:t>거래 변화 Δ: g&lt;1 거래축소 → 변화분 Δ 음수(파급 감소). 부호가 경제 직관과 일치(X1 매입 Σ=−15.9 / 매출 Σ=−19.1).</w:t>
       </w:r>
     </w:p>
     <w:p>
@@ -3453,7 +3517,23 @@
         <w:pStyle w:val="ListBullet"/>
       </w:pPr>
       <w:r>
-        <w:t>단일 디스패치(run_scenario): Streamlit·API·라이브러리가 동일 경로로 동작 — UI 결과와 라이브러리 교차검증 수치 일치.</w:t>
+        <w:t>STEP6 금액 결과표(기능 실증): 기준 매출액(Σ_out)/매입액(Σ_in)·변화·변화율 + 기업규모(scaledivcd)/유형(공공 eprmdydivcd)/사업자번호, 총 파급효과(원)·영향기업수 — 문서 STEP6 대로 산출.</w:t>
+      </w:r>
+    </w:p>
+    <w:p>
+      <w:pPr>
+        <w:pStyle w:val="ListBullet"/>
+      </w:pPr>
+      <w:r>
+        <w:t>전파 거래연도(기획서 누락 보강): company_edge.trade_year(전체/2024/2026) 선택 시 서브그래프·결과 상이(전체 Σ43 / 2024 Σ12.6 / 2026 Σ31). screen 기준연도와 별개 축.</w:t>
+      </w:r>
+    </w:p>
+    <w:p>
+      <w:pPr>
+        <w:pStyle w:val="ListBullet"/>
+      </w:pPr>
+      <w:r>
+        <w:t>단일 디스패치(run_scenario): Streamlit·API·라이브러리가 동일 경로 — UI 결과와 교차검증 수치 일치.</w:t>
       </w:r>
     </w:p>
     <w:p>
